--- a/ru/wisdom-stories/busy-but-unproductive.docx
+++ b/ru/wisdom-stories/busy-but-unproductive.docx
@@ -14,7 +14,7 @@
           <w:bCs/>
           <w:lang/>
         </w:rPr>
-        <w:t>Рука за работой</w:t>
+        <w:t xml:space="preserve">При деле</w:t>
       </w:r>
     </w:p>
     <w:p>
